--- a/比那名居天子-光耀夜角色卡.docx
+++ b/比那名居天子-光耀夜角色卡.docx
@@ -1,6 +1,6 @@
 
 <file path=word/document.xml><?xml version="1.0" encoding="utf-8"?>
-<w:document xmlns:wpc="http://schemas.microsoft.com/office/word/2010/wordprocessingCanvas" xmlns:cx="http://schemas.microsoft.com/office/drawing/2014/chartex" xmlns:cx1="http://schemas.microsoft.com/office/drawing/2015/9/8/chartex" xmlns:cx2="http://schemas.microsoft.com/office/drawing/2015/10/21/chartex" xmlns:cx3="http://schemas.microsoft.com/office/drawing/2016/5/9/chartex" xmlns:cx4="http://schemas.microsoft.com/office/drawing/2016/5/10/chartex" xmlns:cx5="http://schemas.microsoft.com/office/drawing/2016/5/11/chartex" xmlns:cx6="http://schemas.microsoft.com/office/drawing/2016/5/12/chartex" xmlns:cx7="http://schemas.microsoft.com/office/drawing/2016/5/13/chartex" xmlns:cx8="http://schemas.microsoft.com/office/drawing/2016/5/14/chartex" xmlns:mc="http://schemas.openxmlformats.org/markup-compatibility/2006" xmlns:o="urn:schemas-microsoft-com:office:office" xmlns:r="http://schemas.openxmlformats.org/officeDocument/2006/relationships" xmlns:m="http://schemas.openxmlformats.org/officeDocument/2006/math" xmlns:v="urn:schemas-microsoft-com:vml" xmlns:wp14="http://schemas.microsoft.com/office/word/2010/wordprocessingDrawing" xmlns:wp="http://schemas.openxmlformats.org/drawingml/2006/wordprocessingDrawing" xmlns:w="http://schemas.openxmlformats.org/wordprocessingml/2006/main" xmlns:w14="http://schemas.microsoft.com/office/word/2010/wordml" xmlns:w10="urn:schemas-microsoft-com:office:word" xmlns:w15="http://schemas.microsoft.com/office/word/2012/wordml" xmlns:wpg="http://schemas.microsoft.com/office/word/2010/wordprocessingGroup" xmlns:wpi="http://schemas.microsoft.com/office/word/2010/wordprocessingInk" xmlns:wne="http://schemas.microsoft.com/office/word/2006/wordml" xmlns:wps="http://schemas.microsoft.com/office/word/2010/wordprocessingShape" xmlns:wpsCustomData="http://www.wps.cn/officeDocument/2013/wpsCustomData" mc:Ignorable="w14 w15 wp14">
+<w:document xmlns:wpc="http://schemas.microsoft.com/office/word/2010/wordprocessingCanvas" xmlns:mc="http://schemas.openxmlformats.org/markup-compatibility/2006" xmlns:o="urn:schemas-microsoft-com:office:office" xmlns:r="http://schemas.openxmlformats.org/officeDocument/2006/relationships" xmlns:m="http://schemas.openxmlformats.org/officeDocument/2006/math" xmlns:v="urn:schemas-microsoft-com:vml" xmlns:wp14="http://schemas.microsoft.com/office/word/2010/wordprocessingDrawing" xmlns:wp="http://schemas.openxmlformats.org/drawingml/2006/wordprocessingDrawing" xmlns:w="http://schemas.openxmlformats.org/wordprocessingml/2006/main" xmlns:w14="http://schemas.microsoft.com/office/word/2010/wordml" xmlns:w10="urn:schemas-microsoft-com:office:word" xmlns:w15="http://schemas.microsoft.com/office/word/2012/wordml" xmlns:wpg="http://schemas.microsoft.com/office/word/2010/wordprocessingGroup" xmlns:wpi="http://schemas.microsoft.com/office/word/2010/wordprocessingInk" xmlns:wne="http://schemas.microsoft.com/office/word/2006/wordml" xmlns:wps="http://schemas.microsoft.com/office/word/2010/wordprocessingShape" xmlns:wpsCustomData="http://www.wps.cn/officeDocument/2013/wpsCustomData" mc:Ignorable="w14 w15 wp14">
   <w:body>
     <w:p>
       <w:pPr>
@@ -4294,49 +4294,6 @@
     <w:p>
       <w:pPr>
         <w:rPr>
-          <w:rFonts w:hint="eastAsia"/>
-          <w:lang w:val="en-US" w:eastAsia="zh-CN"/>
-        </w:rPr>
-      </w:pPr>
-      <w:r>
-        <w:rPr>
-          <w:rFonts w:hint="eastAsia"/>
-          <w:lang w:val="en-US" w:eastAsia="zh-CN"/>
-        </w:rPr>
-        <w:t>乾坤一掷【x费 1红白混色】技能 稀有⑤⓪：</w:t>
-      </w:r>
-      <w:r>
-        <w:rPr>
-          <w:rFonts w:hint="eastAsia"/>
-          <w:lang w:val="en-US" w:eastAsia="zh-CN"/>
-        </w:rPr>
-        <w:br w:type="textWrapping"/>
-      </w:r>
-      <w:r>
-        <w:rPr>
-          <w:rFonts w:hint="eastAsia"/>
-          <w:lang w:val="en-US" w:eastAsia="zh-CN"/>
-        </w:rPr>
-        <w:t>从左到右丢弃使用费用相等数量的手牌，并抽取相等数量的手牌，根据丢弃的手牌种类来依次触发每一种效果，攻击/防御/技能/能力/诅咒&amp;状态 牌为 获得火力/获得灵力/获取2点彩色费用/放逐诅咒&amp;状态。</w:t>
-      </w:r>
-      <w:r>
-        <w:rPr>
-          <w:rFonts w:hint="eastAsia"/>
-          <w:lang w:val="en-US" w:eastAsia="zh-CN"/>
-        </w:rPr>
-        <w:br w:type="textWrapping"/>
-      </w:r>
-      <w:r>
-        <w:rPr>
-          <w:rFonts w:hint="eastAsia"/>
-          <w:lang w:val="en-US" w:eastAsia="zh-CN"/>
-        </w:rPr>
-        <w:t>返还使用的超出手牌数量的费用。</w:t>
-      </w:r>
-    </w:p>
-    <w:p>
-      <w:pPr>
-        <w:rPr>
           <w:rFonts w:hint="eastAsia" w:eastAsiaTheme="minorEastAsia"/>
           <w:lang w:val="en-US" w:eastAsia="zh"/>
           <w:woUserID w:val="1"/>
@@ -4345,27 +4302,61 @@
       <w:r>
         <w:rPr>
           <w:rFonts w:hint="eastAsia"/>
-          <w:lang w:val="en-US" w:eastAsia="zh"/>
-          <w:woUserID w:val="1"/>
-        </w:rPr>
-        <w:t>即便存在因果之剑也不可选择触发效果。</w:t>
-      </w:r>
-      <w:r>
-        <w:rPr>
-          <w:rFonts w:hint="eastAsia"/>
-          <w:lang w:val="en-US" w:eastAsia="zh-CN"/>
-        </w:rPr>
-        <w:br w:type="textWrapping"/>
-      </w:r>
-      <w:r>
-        <w:rPr>
-          <w:rFonts w:hint="eastAsia"/>
-          <w:lang w:val="en-US" w:eastAsia="zh-CN"/>
-        </w:rPr>
-        <w:t>放逐（回响）</w:t>
+          <w:lang w:val="en-US" w:eastAsia="zh-CN"/>
+        </w:rPr>
+        <w:t>乾坤一掷【x费 1红白混色】技能 稀有⑤⓪：</w:t>
+      </w:r>
+      <w:r>
+        <w:rPr>
+          <w:rFonts w:hint="eastAsia"/>
+          <w:lang w:val="en-US" w:eastAsia="zh-CN"/>
+        </w:rPr>
+        <w:br w:type="textWrapping"/>
+      </w:r>
+      <w:r>
+        <w:rPr>
+          <w:rFonts w:hint="eastAsia"/>
+          <w:lang w:val="en-US" w:eastAsia="zh-CN"/>
+        </w:rPr>
+        <w:t>从左到右丢弃使用费用</w:t>
       </w:r>
       <w:bookmarkStart w:id="0" w:name="_GoBack"/>
       <w:bookmarkEnd w:id="0"/>
+      <w:r>
+        <w:rPr>
+          <w:rFonts w:hint="eastAsia"/>
+          <w:lang w:val="en-US" w:eastAsia="zh-CN"/>
+        </w:rPr>
+        <w:t>相等数量的手牌，并抽取相等数量的手牌，根据丢弃的手牌种类来依次触发每一种效果，攻击/防御/技能/能力/诅咒&amp;状态 牌为 获得火力/获得灵力/获取2点彩色费用/放逐诅咒&amp;状态。</w:t>
+      </w:r>
+      <w:r>
+        <w:rPr>
+          <w:rFonts w:hint="eastAsia"/>
+          <w:lang w:val="en-US" w:eastAsia="zh-CN"/>
+        </w:rPr>
+        <w:br w:type="textWrapping"/>
+      </w:r>
+      <w:r>
+        <w:rPr>
+          <w:rFonts w:hint="eastAsia"/>
+          <w:lang w:val="en-US" w:eastAsia="zh-CN"/>
+        </w:rPr>
+        <w:t>返还使用的超出手牌数量的费用。</w:t>
+      </w:r>
+      <w:r>
+        <w:rPr>
+          <w:rFonts w:hint="eastAsia"/>
+          <w:lang w:val="en-US" w:eastAsia="zh-CN"/>
+        </w:rPr>
+        <w:br w:type="textWrapping"/>
+      </w:r>
+      <w:r>
+        <w:rPr>
+          <w:rFonts w:hint="eastAsia"/>
+          <w:lang w:val="en-US" w:eastAsia="zh-CN"/>
+        </w:rPr>
+        <w:t>放逐（回响）</w:t>
+      </w:r>
     </w:p>
     <w:p>
       <w:pPr>
